--- a/自習室入退室システム.docx
+++ b/自習室入退室システム.docx
@@ -1828,14 +1828,224 @@
     </w:p>
     <w:p>
       <w:r>
-        <w:t>塾の先生が、現在の学習状況を一覧で把握するための画面です。</w:t>
+        <w:t>塾の受付や事務用PCで開き、自習室全体の状況把握と、生徒データのメンテナンスを行うための管理画面です。</w:t>
+      </w:r>
+    </w:p>
+    <w:p>
+      <w:pPr>
+        <w:rPr>
+          <w:b/>
+          <w:bCs/>
+        </w:rPr>
+      </w:pPr>
+      <w:r>
+        <w:rPr>
+          <w:b/>
+          <w:bCs/>
+        </w:rPr>
+        <w:t>① リアルタイムの在室統計</w:t>
+      </w:r>
+    </w:p>
+    <w:p>
+      <w:pPr>
+        <w:rPr>
+          <w:b/>
+          <w:bCs/>
+        </w:rPr>
+      </w:pPr>
+      <w:r>
+        <w:rPr>
+          <w:b/>
+          <w:bCs/>
+          <w:noProof/>
+        </w:rPr>
+        <w:drawing>
+          <wp:anchor distT="0" distB="0" distL="114300" distR="114300" simplePos="0" relativeHeight="251669504" behindDoc="0" locked="0" layoutInCell="1" allowOverlap="1" wp14:anchorId="6CFEA933" wp14:editId="75B6A15C">
+            <wp:simplePos x="0" y="0"/>
+            <wp:positionH relativeFrom="margin">
+              <wp:posOffset>3406140</wp:posOffset>
+            </wp:positionH>
+            <wp:positionV relativeFrom="paragraph">
+              <wp:posOffset>14768</wp:posOffset>
+            </wp:positionV>
+            <wp:extent cx="3239770" cy="1702435"/>
+            <wp:effectExtent l="0" t="0" r="0" b="0"/>
+            <wp:wrapNone/>
+            <wp:docPr id="115996144" name="図 9"/>
+            <wp:cNvGraphicFramePr>
+              <a:graphicFrameLocks xmlns:a="http://schemas.openxmlformats.org/drawingml/2006/main" noChangeAspect="1"/>
+            </wp:cNvGraphicFramePr>
+            <a:graphic xmlns:a="http://schemas.openxmlformats.org/drawingml/2006/main">
+              <a:graphicData uri="http://schemas.openxmlformats.org/drawingml/2006/picture">
+                <pic:pic xmlns:pic="http://schemas.openxmlformats.org/drawingml/2006/picture">
+                  <pic:nvPicPr>
+                    <pic:cNvPr id="0" name="Picture 10"/>
+                    <pic:cNvPicPr>
+                      <a:picLocks noChangeAspect="1" noChangeArrowheads="1"/>
+                    </pic:cNvPicPr>
+                  </pic:nvPicPr>
+                  <pic:blipFill>
+                    <a:blip r:embed="rId12" cstate="print">
+                      <a:extLst>
+                        <a:ext uri="{28A0092B-C50C-407E-A947-70E740481C1C}">
+                          <a14:useLocalDpi xmlns:a14="http://schemas.microsoft.com/office/drawing/2010/main" val="0"/>
+                        </a:ext>
+                      </a:extLst>
+                    </a:blip>
+                    <a:srcRect/>
+                    <a:stretch>
+                      <a:fillRect/>
+                    </a:stretch>
+                  </pic:blipFill>
+                  <pic:spPr bwMode="auto">
+                    <a:xfrm>
+                      <a:off x="0" y="0"/>
+                      <a:ext cx="3239770" cy="1702435"/>
+                    </a:xfrm>
+                    <a:prstGeom prst="rect">
+                      <a:avLst/>
+                    </a:prstGeom>
+                    <a:noFill/>
+                    <a:ln>
+                      <a:noFill/>
+                    </a:ln>
+                  </pic:spPr>
+                </pic:pic>
+              </a:graphicData>
+            </a:graphic>
+            <wp14:sizeRelH relativeFrom="margin">
+              <wp14:pctWidth>0</wp14:pctWidth>
+            </wp14:sizeRelH>
+            <wp14:sizeRelV relativeFrom="margin">
+              <wp14:pctHeight>0</wp14:pctHeight>
+            </wp14:sizeRelV>
+          </wp:anchor>
+        </w:drawing>
+      </w:r>
+      <w:r>
+        <w:rPr>
+          <w:b/>
+          <w:bCs/>
+        </w:rPr>
+        <w:drawing>
+          <wp:anchor distT="0" distB="0" distL="114300" distR="114300" simplePos="0" relativeHeight="251665408" behindDoc="0" locked="0" layoutInCell="1" allowOverlap="1" wp14:anchorId="790F9EEE" wp14:editId="5087683C">
+            <wp:simplePos x="0" y="0"/>
+            <wp:positionH relativeFrom="margin">
+              <wp:align>left</wp:align>
+            </wp:positionH>
+            <wp:positionV relativeFrom="paragraph">
+              <wp:posOffset>6495</wp:posOffset>
+            </wp:positionV>
+            <wp:extent cx="3240000" cy="1714111"/>
+            <wp:effectExtent l="0" t="0" r="0" b="635"/>
+            <wp:wrapNone/>
+            <wp:docPr id="1658397586" name="図 1"/>
+            <wp:cNvGraphicFramePr>
+              <a:graphicFrameLocks xmlns:a="http://schemas.openxmlformats.org/drawingml/2006/main" noChangeAspect="1"/>
+            </wp:cNvGraphicFramePr>
+            <a:graphic xmlns:a="http://schemas.openxmlformats.org/drawingml/2006/main">
+              <a:graphicData uri="http://schemas.openxmlformats.org/drawingml/2006/picture">
+                <pic:pic xmlns:pic="http://schemas.openxmlformats.org/drawingml/2006/picture">
+                  <pic:nvPicPr>
+                    <pic:cNvPr id="1658397586" name=""/>
+                    <pic:cNvPicPr/>
+                  </pic:nvPicPr>
+                  <pic:blipFill>
+                    <a:blip r:embed="rId13" cstate="print">
+                      <a:extLst>
+                        <a:ext uri="{28A0092B-C50C-407E-A947-70E740481C1C}">
+                          <a14:useLocalDpi xmlns:a14="http://schemas.microsoft.com/office/drawing/2010/main" val="0"/>
+                        </a:ext>
+                      </a:extLst>
+                    </a:blip>
+                    <a:stretch>
+                      <a:fillRect/>
+                    </a:stretch>
+                  </pic:blipFill>
+                  <pic:spPr>
+                    <a:xfrm>
+                      <a:off x="0" y="0"/>
+                      <a:ext cx="3240000" cy="1714111"/>
+                    </a:xfrm>
+                    <a:prstGeom prst="rect">
+                      <a:avLst/>
+                    </a:prstGeom>
+                  </pic:spPr>
+                </pic:pic>
+              </a:graphicData>
+            </a:graphic>
+          </wp:anchor>
+        </w:drawing>
+      </w:r>
+    </w:p>
+    <w:p>
+      <w:pPr>
+        <w:rPr>
+          <w:b/>
+          <w:bCs/>
+        </w:rPr>
+      </w:pPr>
+    </w:p>
+    <w:p>
+      <w:pPr>
+        <w:rPr>
+          <w:b/>
+          <w:bCs/>
+        </w:rPr>
+      </w:pPr>
+    </w:p>
+    <w:p>
+      <w:pPr>
+        <w:rPr>
+          <w:b/>
+          <w:bCs/>
+        </w:rPr>
+      </w:pPr>
+    </w:p>
+    <w:p>
+      <w:pPr>
+        <w:rPr>
+          <w:rFonts w:hint="eastAsia"/>
+          <w:b/>
+          <w:bCs/>
+        </w:rPr>
+      </w:pPr>
+    </w:p>
+    <w:p>
+      <w:pPr>
+        <w:rPr>
+          <w:b/>
+          <w:bCs/>
+        </w:rPr>
+      </w:pPr>
+    </w:p>
+    <w:p>
+      <w:pPr>
+        <w:rPr>
+          <w:b/>
+          <w:bCs/>
+        </w:rPr>
+      </w:pPr>
+    </w:p>
+    <w:p>
+      <w:pPr>
+        <w:rPr>
+          <w:rFonts w:hint="eastAsia"/>
+          <w:b/>
+          <w:bCs/>
+        </w:rPr>
+      </w:pPr>
+    </w:p>
+    <w:p>
+      <w:r>
+        <w:t>教室全体の稼働状況を数字で瞬時に把握できます。</w:t>
       </w:r>
     </w:p>
     <w:p>
       <w:pPr>
         <w:numPr>
           <w:ilvl w:val="0"/>
-          <w:numId w:val="20"/>
+          <w:numId w:val="27"/>
         </w:numPr>
       </w:pPr>
       <w:r>
@@ -1843,17 +2053,17 @@
           <w:b/>
           <w:bCs/>
         </w:rPr>
-        <w:t>リアルタイム在室一覧</w:t>
-      </w:r>
-      <w:r>
-        <w:t>: 今、誰が入室しているかを一目で確認できます。</w:t>
+        <w:t>在室人数カウント</w:t>
+      </w:r>
+      <w:r>
+        <w:t>: 画面最上部に「現在入室中」の人数を大きく表示。巡回の際の人数確認や、座席の空き状況の把握に役立ちます。</w:t>
       </w:r>
     </w:p>
     <w:p>
       <w:pPr>
         <w:numPr>
           <w:ilvl w:val="0"/>
-          <w:numId w:val="20"/>
+          <w:numId w:val="27"/>
         </w:numPr>
       </w:pPr>
       <w:r>
@@ -1861,17 +2071,17 @@
           <w:b/>
           <w:bCs/>
         </w:rPr>
-        <w:t>名簿・URL管理</w:t>
-      </w:r>
-      <w:r>
-        <w:t>: 登録されている全生徒のID、名前、学年、そして発行された専用URLをリスト表示します。</w:t>
+        <w:t>登録者総数表示</w:t>
+      </w:r>
+      <w:r>
+        <w:t>: 現在システムに登録されている生徒の総数を確認でき、名簿の規模感を常に把握できます。</w:t>
       </w:r>
     </w:p>
     <w:p>
       <w:pPr>
         <w:numPr>
           <w:ilvl w:val="0"/>
-          <w:numId w:val="20"/>
+          <w:numId w:val="27"/>
         </w:numPr>
       </w:pPr>
       <w:r>
@@ -1879,10 +2089,707 @@
           <w:b/>
           <w:bCs/>
         </w:rPr>
-        <w:t>手動コピー機能</w:t>
-      </w:r>
-      <w:r>
-        <w:t>: もし自動書き込みが失敗しても、この画面からURLをコピーして再発行することができます。</w:t>
+        <w:t>ステータス別カラーコード</w:t>
+      </w:r>
+      <w:r>
+        <w:t xml:space="preserve">: </w:t>
+      </w:r>
+      <w:r>
+        <w:t>生徒の状態を色で直感的に判別できます。</w:t>
+      </w:r>
+    </w:p>
+    <w:p>
+      <w:pPr>
+        <w:ind w:left="720" w:firstLine="120"/>
+      </w:pPr>
+      <w:r>
+        <w:rPr>
+          <w:b/>
+          <w:bCs/>
+        </w:rPr>
+        <w:t>入室中（アクティブ）</w:t>
+      </w:r>
+      <w:r>
+        <w:t>: カードの枠線が</w:t>
+      </w:r>
+      <w:r>
+        <w:rPr>
+          <w:b/>
+          <w:bCs/>
+        </w:rPr>
+        <w:t>太い緑色</w:t>
+      </w:r>
+      <w:r>
+        <w:t>になり、背景も薄い緑色に変化します。これにより「誰が今自習室にいるか」が強調されます。</w:t>
+      </w:r>
+    </w:p>
+    <w:p>
+      <w:pPr>
+        <w:ind w:left="720" w:firstLine="120"/>
+        <w:rPr>
+          <w:rFonts w:hint="eastAsia"/>
+        </w:rPr>
+      </w:pPr>
+      <w:r>
+        <w:rPr>
+          <w:b/>
+          <w:bCs/>
+        </w:rPr>
+        <w:t>退室・未入室</w:t>
+      </w:r>
+      <w:r>
+        <w:t>: 枠線がグレーの細い線になり、背景は白に戻ります。活動が終了したことが一目でわかります。</w:t>
+      </w:r>
+    </w:p>
+    <w:p>
+      <w:pPr>
+        <w:numPr>
+          <w:ilvl w:val="0"/>
+          <w:numId w:val="27"/>
+        </w:numPr>
+      </w:pPr>
+      <w:r>
+        <w:rPr>
+          <w:b/>
+          <w:bCs/>
+        </w:rPr>
+        <w:t>学年別内訳</w:t>
+      </w:r>
+      <w:r>
+        <w:t>: 各セクションの見出しに「学年: 1 (5名)」のように人数が表示されるため、どの学年がよく自習に来ているかが一目でわかります。</w:t>
+      </w:r>
+    </w:p>
+    <w:p>
+      <w:pPr>
+        <w:numPr>
+          <w:ilvl w:val="0"/>
+          <w:numId w:val="27"/>
+        </w:numPr>
+        <w:rPr>
+          <w:b/>
+          <w:bCs/>
+        </w:rPr>
+      </w:pPr>
+      <w:r>
+        <w:rPr>
+          <w:rFonts w:hint="eastAsia"/>
+          <w:b/>
+          <w:bCs/>
+        </w:rPr>
+        <w:t>優先表示（ソート機能）</w:t>
+      </w:r>
+      <w:r>
+        <w:rPr>
+          <w:rFonts w:hint="eastAsia"/>
+          <w:b/>
+          <w:bCs/>
+        </w:rPr>
+        <w:t>:</w:t>
+      </w:r>
+      <w:r>
+        <w:rPr>
+          <w:rFonts w:hint="eastAsia"/>
+        </w:rPr>
+        <w:t>画面内の配置にもルールがあり、管理のしやすさを助けます。</w:t>
+      </w:r>
+    </w:p>
+    <w:p>
+      <w:pPr>
+        <w:ind w:left="720" w:firstLine="120"/>
+      </w:pPr>
+      <w:r>
+        <w:rPr>
+          <w:rFonts w:hint="eastAsia"/>
+        </w:rPr>
+        <w:t>入室者を最上段へ</w:t>
+      </w:r>
+      <w:r>
+        <w:t>: 「現在入室中」のセクションが必ず画面の一番上に表示されます。</w:t>
+      </w:r>
+    </w:p>
+    <w:p>
+      <w:pPr>
+        <w:ind w:left="720" w:firstLine="120"/>
+      </w:pPr>
+      <w:r>
+        <w:rPr>
+          <w:rFonts w:hint="eastAsia"/>
+        </w:rPr>
+        <w:t>学年ごとの整理</w:t>
+      </w:r>
+      <w:r>
+        <w:t>: 入室中の中でも学年ごとにグループ化されるため、特定の学年の利用状況もすぐに確認可能です。</w:t>
+      </w:r>
+    </w:p>
+    <w:p>
+      <w:pPr>
+        <w:ind w:left="720" w:firstLine="120"/>
+        <w:rPr>
+          <w:rFonts w:hint="eastAsia"/>
+        </w:rPr>
+      </w:pPr>
+    </w:p>
+    <w:p>
+      <w:pPr>
+        <w:rPr>
+          <w:b/>
+          <w:bCs/>
+        </w:rPr>
+      </w:pPr>
+      <w:r>
+        <w:rPr>
+          <w:b/>
+          <w:bCs/>
+        </w:rPr>
+        <w:t>② インタラクティブな入退室管理</w:t>
+      </w:r>
+    </w:p>
+    <w:p>
+      <w:r>
+        <w:t>カードの「かざし忘れ」や「押し忘れ」が発生しても、管理者がその場で対応可能です。</w:t>
+      </w:r>
+    </w:p>
+    <w:p>
+      <w:r>
+        <w:rPr>
+          <w:noProof/>
+        </w:rPr>
+        <w:lastRenderedPageBreak/>
+        <w:drawing>
+          <wp:anchor distT="0" distB="0" distL="114300" distR="114300" simplePos="0" relativeHeight="251668480" behindDoc="0" locked="0" layoutInCell="1" allowOverlap="1" wp14:anchorId="76C7BC14" wp14:editId="029CB2E3">
+            <wp:simplePos x="0" y="0"/>
+            <wp:positionH relativeFrom="column">
+              <wp:posOffset>2421368</wp:posOffset>
+            </wp:positionH>
+            <wp:positionV relativeFrom="paragraph">
+              <wp:posOffset>13140</wp:posOffset>
+            </wp:positionV>
+            <wp:extent cx="2159635" cy="1934210"/>
+            <wp:effectExtent l="0" t="0" r="0" b="8890"/>
+            <wp:wrapNone/>
+            <wp:docPr id="654182268" name="図 8"/>
+            <wp:cNvGraphicFramePr>
+              <a:graphicFrameLocks xmlns:a="http://schemas.openxmlformats.org/drawingml/2006/main" noChangeAspect="1"/>
+            </wp:cNvGraphicFramePr>
+            <a:graphic xmlns:a="http://schemas.openxmlformats.org/drawingml/2006/main">
+              <a:graphicData uri="http://schemas.openxmlformats.org/drawingml/2006/picture">
+                <pic:pic xmlns:pic="http://schemas.openxmlformats.org/drawingml/2006/picture">
+                  <pic:nvPicPr>
+                    <pic:cNvPr id="0" name="Picture 9"/>
+                    <pic:cNvPicPr>
+                      <a:picLocks noChangeAspect="1" noChangeArrowheads="1"/>
+                    </pic:cNvPicPr>
+                  </pic:nvPicPr>
+                  <pic:blipFill>
+                    <a:blip r:embed="rId14" cstate="print">
+                      <a:extLst>
+                        <a:ext uri="{28A0092B-C50C-407E-A947-70E740481C1C}">
+                          <a14:useLocalDpi xmlns:a14="http://schemas.microsoft.com/office/drawing/2010/main" val="0"/>
+                        </a:ext>
+                      </a:extLst>
+                    </a:blip>
+                    <a:srcRect/>
+                    <a:stretch>
+                      <a:fillRect/>
+                    </a:stretch>
+                  </pic:blipFill>
+                  <pic:spPr bwMode="auto">
+                    <a:xfrm>
+                      <a:off x="0" y="0"/>
+                      <a:ext cx="2159635" cy="1934210"/>
+                    </a:xfrm>
+                    <a:prstGeom prst="rect">
+                      <a:avLst/>
+                    </a:prstGeom>
+                    <a:noFill/>
+                    <a:ln>
+                      <a:noFill/>
+                    </a:ln>
+                  </pic:spPr>
+                </pic:pic>
+              </a:graphicData>
+            </a:graphic>
+            <wp14:sizeRelH relativeFrom="margin">
+              <wp14:pctWidth>0</wp14:pctWidth>
+            </wp14:sizeRelH>
+            <wp14:sizeRelV relativeFrom="margin">
+              <wp14:pctHeight>0</wp14:pctHeight>
+            </wp14:sizeRelV>
+          </wp:anchor>
+        </w:drawing>
+      </w:r>
+      <w:r>
+        <w:rPr>
+          <w:noProof/>
+        </w:rPr>
+        <w:drawing>
+          <wp:anchor distT="0" distB="0" distL="114300" distR="114300" simplePos="0" relativeHeight="251667456" behindDoc="0" locked="0" layoutInCell="1" allowOverlap="1" wp14:anchorId="789511A2" wp14:editId="7E28E9C2">
+            <wp:simplePos x="0" y="0"/>
+            <wp:positionH relativeFrom="column">
+              <wp:posOffset>85725</wp:posOffset>
+            </wp:positionH>
+            <wp:positionV relativeFrom="paragraph">
+              <wp:posOffset>13335</wp:posOffset>
+            </wp:positionV>
+            <wp:extent cx="2160000" cy="1931862"/>
+            <wp:effectExtent l="0" t="0" r="0" b="0"/>
+            <wp:wrapNone/>
+            <wp:docPr id="744480312" name="図 7"/>
+            <wp:cNvGraphicFramePr>
+              <a:graphicFrameLocks xmlns:a="http://schemas.openxmlformats.org/drawingml/2006/main" noChangeAspect="1"/>
+            </wp:cNvGraphicFramePr>
+            <a:graphic xmlns:a="http://schemas.openxmlformats.org/drawingml/2006/main">
+              <a:graphicData uri="http://schemas.openxmlformats.org/drawingml/2006/picture">
+                <pic:pic xmlns:pic="http://schemas.openxmlformats.org/drawingml/2006/picture">
+                  <pic:nvPicPr>
+                    <pic:cNvPr id="0" name="Picture 8"/>
+                    <pic:cNvPicPr>
+                      <a:picLocks noChangeAspect="1" noChangeArrowheads="1"/>
+                    </pic:cNvPicPr>
+                  </pic:nvPicPr>
+                  <pic:blipFill>
+                    <a:blip r:embed="rId15" cstate="print">
+                      <a:extLst>
+                        <a:ext uri="{28A0092B-C50C-407E-A947-70E740481C1C}">
+                          <a14:useLocalDpi xmlns:a14="http://schemas.microsoft.com/office/drawing/2010/main" val="0"/>
+                        </a:ext>
+                      </a:extLst>
+                    </a:blip>
+                    <a:srcRect/>
+                    <a:stretch>
+                      <a:fillRect/>
+                    </a:stretch>
+                  </pic:blipFill>
+                  <pic:spPr bwMode="auto">
+                    <a:xfrm>
+                      <a:off x="0" y="0"/>
+                      <a:ext cx="2160000" cy="1931862"/>
+                    </a:xfrm>
+                    <a:prstGeom prst="rect">
+                      <a:avLst/>
+                    </a:prstGeom>
+                    <a:noFill/>
+                    <a:ln>
+                      <a:noFill/>
+                    </a:ln>
+                  </pic:spPr>
+                </pic:pic>
+              </a:graphicData>
+            </a:graphic>
+            <wp14:sizeRelH relativeFrom="margin">
+              <wp14:pctWidth>0</wp14:pctWidth>
+            </wp14:sizeRelH>
+            <wp14:sizeRelV relativeFrom="margin">
+              <wp14:pctHeight>0</wp14:pctHeight>
+            </wp14:sizeRelV>
+          </wp:anchor>
+        </w:drawing>
+      </w:r>
+    </w:p>
+    <w:p/>
+    <w:p/>
+    <w:p/>
+    <w:p/>
+    <w:p/>
+    <w:p/>
+    <w:p>
+      <w:pPr>
+        <w:rPr>
+          <w:rFonts w:hint="eastAsia"/>
+        </w:rPr>
+      </w:pPr>
+    </w:p>
+    <w:p>
+      <w:pPr>
+        <w:rPr>
+          <w:rFonts w:hint="eastAsia"/>
+        </w:rPr>
+      </w:pPr>
+    </w:p>
+    <w:p>
+      <w:pPr>
+        <w:numPr>
+          <w:ilvl w:val="0"/>
+          <w:numId w:val="28"/>
+        </w:numPr>
+      </w:pPr>
+      <w:r>
+        <w:rPr>
+          <w:b/>
+          <w:bCs/>
+        </w:rPr>
+        <w:t>手動入退室スイッチ</w:t>
+      </w:r>
+      <w:r>
+        <w:t>: 各生徒のカードにある「入室させる/退出させる」ボタンから、ワンクリックで状態を切り替えられます。</w:t>
+      </w:r>
+    </w:p>
+    <w:p>
+      <w:pPr>
+        <w:numPr>
+          <w:ilvl w:val="0"/>
+          <w:numId w:val="28"/>
+        </w:numPr>
+      </w:pPr>
+      <w:r>
+        <w:rPr>
+          <w:b/>
+          <w:bCs/>
+        </w:rPr>
+        <w:t>全員強制退室機能</w:t>
+      </w:r>
+      <w:r>
+        <w:t>: 閉館時に「全員を強制退室させる」ボタンを押すことで、ログの消し忘れを一括で掃除し、翌日の運用をスムーズにします。</w:t>
+      </w:r>
+    </w:p>
+    <w:p>
+      <w:pPr>
+        <w:numPr>
+          <w:ilvl w:val="0"/>
+          <w:numId w:val="28"/>
+        </w:numPr>
+      </w:pPr>
+      <w:r>
+        <w:rPr>
+          <w:b/>
+          <w:bCs/>
+        </w:rPr>
+        <w:t>URLコピー</w:t>
+      </w:r>
+      <w:r>
+        <w:t>: 「URLをコピー」ボタンから、生徒に送るためのマイページURLをすぐに取得でき、LINEやメールでの共有が簡単です。</w:t>
+      </w:r>
+    </w:p>
+    <w:p>
+      <w:pPr>
+        <w:rPr>
+          <w:rFonts w:hint="eastAsia"/>
+          <w:b/>
+          <w:bCs/>
+        </w:rPr>
+      </w:pPr>
+      <w:r>
+        <w:rPr>
+          <w:b/>
+          <w:bCs/>
+        </w:rPr>
+        <w:t>③ 生徒情報のメンテナンスと完全消去</w:t>
+      </w:r>
+    </w:p>
+    <w:p>
+      <w:r>
+        <w:t>生徒の成長や退塾に合わせた名簿の整理がブラウザ上で完結します。</w:t>
+      </w:r>
+    </w:p>
+    <w:p>
+      <w:r>
+        <w:drawing>
+          <wp:anchor distT="0" distB="0" distL="114300" distR="114300" simplePos="0" relativeHeight="251670528" behindDoc="0" locked="0" layoutInCell="1" allowOverlap="1" wp14:anchorId="5F790ED7" wp14:editId="00814426">
+            <wp:simplePos x="0" y="0"/>
+            <wp:positionH relativeFrom="margin">
+              <wp:align>left</wp:align>
+            </wp:positionH>
+            <wp:positionV relativeFrom="paragraph">
+              <wp:posOffset>37898</wp:posOffset>
+            </wp:positionV>
+            <wp:extent cx="2608995" cy="1720159"/>
+            <wp:effectExtent l="0" t="0" r="1270" b="0"/>
+            <wp:wrapNone/>
+            <wp:docPr id="366193403" name="図 1"/>
+            <wp:cNvGraphicFramePr>
+              <a:graphicFrameLocks xmlns:a="http://schemas.openxmlformats.org/drawingml/2006/main" noChangeAspect="1"/>
+            </wp:cNvGraphicFramePr>
+            <a:graphic xmlns:a="http://schemas.openxmlformats.org/drawingml/2006/main">
+              <a:graphicData uri="http://schemas.openxmlformats.org/drawingml/2006/picture">
+                <pic:pic xmlns:pic="http://schemas.openxmlformats.org/drawingml/2006/picture">
+                  <pic:nvPicPr>
+                    <pic:cNvPr id="366193403" name=""/>
+                    <pic:cNvPicPr/>
+                  </pic:nvPicPr>
+                  <pic:blipFill>
+                    <a:blip r:embed="rId16">
+                      <a:extLst>
+                        <a:ext uri="{28A0092B-C50C-407E-A947-70E740481C1C}">
+                          <a14:useLocalDpi xmlns:a14="http://schemas.microsoft.com/office/drawing/2010/main" val="0"/>
+                        </a:ext>
+                      </a:extLst>
+                    </a:blip>
+                    <a:stretch>
+                      <a:fillRect/>
+                    </a:stretch>
+                  </pic:blipFill>
+                  <pic:spPr>
+                    <a:xfrm>
+                      <a:off x="0" y="0"/>
+                      <a:ext cx="2621215" cy="1728216"/>
+                    </a:xfrm>
+                    <a:prstGeom prst="rect">
+                      <a:avLst/>
+                    </a:prstGeom>
+                  </pic:spPr>
+                </pic:pic>
+              </a:graphicData>
+            </a:graphic>
+            <wp14:sizeRelH relativeFrom="margin">
+              <wp14:pctWidth>0</wp14:pctWidth>
+            </wp14:sizeRelH>
+            <wp14:sizeRelV relativeFrom="margin">
+              <wp14:pctHeight>0</wp14:pctHeight>
+            </wp14:sizeRelV>
+          </wp:anchor>
+        </w:drawing>
+      </w:r>
+    </w:p>
+    <w:p/>
+    <w:p/>
+    <w:p/>
+    <w:p/>
+    <w:p/>
+    <w:p/>
+    <w:p/>
+    <w:p>
+      <w:pPr>
+        <w:numPr>
+          <w:ilvl w:val="0"/>
+          <w:numId w:val="29"/>
+        </w:numPr>
+      </w:pPr>
+      <w:r>
+        <w:rPr>
+          <w:b/>
+          <w:bCs/>
+        </w:rPr>
+        <w:t>情報の即時書き換え</w:t>
+      </w:r>
+      <w:r>
+        <w:t>: 名前、ふりがな、学年の修正が可能です。生徒が自分で間違えて登録してしまった場合も、ここから正しく直せます。</w:t>
+      </w:r>
+    </w:p>
+    <w:p>
+      <w:pPr>
+        <w:numPr>
+          <w:ilvl w:val="0"/>
+          <w:numId w:val="29"/>
+        </w:numPr>
+      </w:pPr>
+      <w:r>
+        <w:rPr>
+          <w:b/>
+          <w:bCs/>
+        </w:rPr>
+        <w:t>ユーザーの完全消去</w:t>
+      </w:r>
+      <w:r>
+        <w:t>: 退塾した生徒の情報を「名簿・統計・履歴」のすべてから完全に消し去る機能です。誤操作防止のため、2段階の確認（ダブルチェック）を経て実行される安全設計になっています。</w:t>
+      </w:r>
+    </w:p>
+    <w:p>
+      <w:pPr>
+        <w:rPr>
+          <w:b/>
+          <w:bCs/>
+        </w:rPr>
+      </w:pPr>
+      <w:r>
+        <w:rPr>
+          <w:b/>
+          <w:bCs/>
+        </w:rPr>
+        <w:t>④ 打刻履歴の確認と精密な時刻修正</w:t>
+      </w:r>
+    </w:p>
+    <w:p>
+      <w:r>
+        <w:t>「昨日の退出時間を押し忘れた」という申告があっても、過去に遡って修正できます。</w:t>
+      </w:r>
+    </w:p>
+    <w:p>
+      <w:r>
+        <w:rPr>
+          <w:noProof/>
+        </w:rPr>
+        <w:drawing>
+          <wp:anchor distT="0" distB="0" distL="114300" distR="114300" simplePos="0" relativeHeight="251671552" behindDoc="0" locked="0" layoutInCell="1" allowOverlap="1" wp14:anchorId="08F47E1F" wp14:editId="1C491CBA">
+            <wp:simplePos x="0" y="0"/>
+            <wp:positionH relativeFrom="margin">
+              <wp:align>left</wp:align>
+            </wp:positionH>
+            <wp:positionV relativeFrom="paragraph">
+              <wp:posOffset>8205</wp:posOffset>
+            </wp:positionV>
+            <wp:extent cx="2241116" cy="2600310"/>
+            <wp:effectExtent l="0" t="0" r="6985" b="0"/>
+            <wp:wrapNone/>
+            <wp:docPr id="347343792" name="図 1"/>
+            <wp:cNvGraphicFramePr>
+              <a:graphicFrameLocks xmlns:a="http://schemas.openxmlformats.org/drawingml/2006/main" noChangeAspect="1"/>
+            </wp:cNvGraphicFramePr>
+            <a:graphic xmlns:a="http://schemas.openxmlformats.org/drawingml/2006/main">
+              <a:graphicData uri="http://schemas.openxmlformats.org/drawingml/2006/picture">
+                <pic:pic xmlns:pic="http://schemas.openxmlformats.org/drawingml/2006/picture">
+                  <pic:nvPicPr>
+                    <pic:cNvPr id="347343792" name=""/>
+                    <pic:cNvPicPr/>
+                  </pic:nvPicPr>
+                  <pic:blipFill rotWithShape="1">
+                    <a:blip r:embed="rId17">
+                      <a:extLst>
+                        <a:ext uri="{28A0092B-C50C-407E-A947-70E740481C1C}">
+                          <a14:useLocalDpi xmlns:a14="http://schemas.microsoft.com/office/drawing/2010/main" val="0"/>
+                        </a:ext>
+                      </a:extLst>
+                    </a:blip>
+                    <a:srcRect t="19349" b="21919"/>
+                    <a:stretch>
+                      <a:fillRect/>
+                    </a:stretch>
+                  </pic:blipFill>
+                  <pic:spPr bwMode="auto">
+                    <a:xfrm>
+                      <a:off x="0" y="0"/>
+                      <a:ext cx="2245383" cy="2605261"/>
+                    </a:xfrm>
+                    <a:prstGeom prst="rect">
+                      <a:avLst/>
+                    </a:prstGeom>
+                    <a:ln>
+                      <a:noFill/>
+                    </a:ln>
+                    <a:extLst>
+                      <a:ext uri="{53640926-AAD7-44D8-BBD7-CCE9431645EC}">
+                        <a14:shadowObscured xmlns:a14="http://schemas.microsoft.com/office/drawing/2010/main"/>
+                      </a:ext>
+                    </a:extLst>
+                  </pic:spPr>
+                </pic:pic>
+              </a:graphicData>
+            </a:graphic>
+            <wp14:sizeRelH relativeFrom="margin">
+              <wp14:pctWidth>0</wp14:pctWidth>
+            </wp14:sizeRelH>
+            <wp14:sizeRelV relativeFrom="margin">
+              <wp14:pctHeight>0</wp14:pctHeight>
+            </wp14:sizeRelV>
+          </wp:anchor>
+        </w:drawing>
+      </w:r>
+    </w:p>
+    <w:p/>
+    <w:p/>
+    <w:p/>
+    <w:p/>
+    <w:p/>
+    <w:p/>
+    <w:p/>
+    <w:p/>
+    <w:p/>
+    <w:p>
+      <w:pPr>
+        <w:rPr>
+          <w:rFonts w:hint="eastAsia"/>
+        </w:rPr>
+      </w:pPr>
+    </w:p>
+    <w:p>
+      <w:pPr>
+        <w:numPr>
+          <w:ilvl w:val="0"/>
+          <w:numId w:val="30"/>
+        </w:numPr>
+      </w:pPr>
+      <w:r>
+        <w:rPr>
+          <w:b/>
+          <w:bCs/>
+        </w:rPr>
+        <w:lastRenderedPageBreak/>
+        <w:t>履歴リスト表示</w:t>
+      </w:r>
+      <w:r>
+        <w:t>: 過去</w:t>
+      </w:r>
+      <w:r>
+        <w:rPr>
+          <w:rFonts w:hint="eastAsia"/>
+        </w:rPr>
+        <w:t>3回分</w:t>
+      </w:r>
+      <w:r>
+        <w:t>の入退室の日付と時刻を一覧で確認できます。</w:t>
+      </w:r>
+    </w:p>
+    <w:p>
+      <w:pPr>
+        <w:numPr>
+          <w:ilvl w:val="0"/>
+          <w:numId w:val="30"/>
+        </w:numPr>
+      </w:pPr>
+      <w:r>
+        <w:rPr>
+          <w:b/>
+          <w:bCs/>
+        </w:rPr>
+        <w:t>秒単位の時刻編集</w:t>
+      </w:r>
+      <w:r>
+        <w:t>: 入室・退出の時刻を「時:分:秒」単位で書き換え可能です。修正すると、滞在時間なども自動的に再計算されるようになっています。</w:t>
+      </w:r>
+    </w:p>
+    <w:p>
+      <w:pPr>
+        <w:rPr>
+          <w:b/>
+          <w:bCs/>
+        </w:rPr>
+      </w:pPr>
+      <w:r>
+        <w:rPr>
+          <w:b/>
+          <w:bCs/>
+        </w:rPr>
+        <w:t>⑤ 高度な検索とフィルタリング</w:t>
+      </w:r>
+    </w:p>
+    <w:p>
+      <w:r>
+        <w:t>数百人の生徒がいても、目的の人物をすぐに見つけ出せます。</w:t>
+      </w:r>
+    </w:p>
+    <w:p>
+      <w:pPr>
+        <w:numPr>
+          <w:ilvl w:val="0"/>
+          <w:numId w:val="31"/>
+        </w:numPr>
+      </w:pPr>
+      <w:r>
+        <w:rPr>
+          <w:b/>
+          <w:bCs/>
+        </w:rPr>
+        <w:t>リアルタイム検索</w:t>
+      </w:r>
+      <w:r>
+        <w:t>: 名前だけでなく「ふりがな」でも検索可能。「ひらがな」を打つだけで、合致する生徒が瞬時に絞り込まれます。</w:t>
+      </w:r>
+    </w:p>
+    <w:p>
+      <w:pPr>
+        <w:numPr>
+          <w:ilvl w:val="0"/>
+          <w:numId w:val="31"/>
+        </w:numPr>
+      </w:pPr>
+      <w:r>
+        <w:rPr>
+          <w:b/>
+          <w:bCs/>
+        </w:rPr>
+        <w:t>学年フィルタ</w:t>
+      </w:r>
+      <w:r>
+        <w:t>: 特定の学年だけを表示させ、集中して管理や声掛けを行う際に便利です。</w:t>
       </w:r>
     </w:p>
     <w:p>
@@ -2648,6 +3555,155 @@
     </w:lvl>
   </w:abstractNum>
   <w:abstractNum w:abstractNumId="4" w15:restartNumberingAfterBreak="0">
+    <w:nsid w:val="1D8F34ED"/>
+    <w:multiLevelType w:val="multilevel"/>
+    <w:tmpl w:val="52AAC82A"/>
+    <w:lvl w:ilvl="0">
+      <w:start w:val="1"/>
+      <w:numFmt w:val="bullet"/>
+      <w:lvlText w:val=""/>
+      <w:lvlJc w:val="left"/>
+      <w:pPr>
+        <w:tabs>
+          <w:tab w:val="num" w:pos="720"/>
+        </w:tabs>
+        <w:ind w:left="720" w:hanging="360"/>
+      </w:pPr>
+      <w:rPr>
+        <w:rFonts w:ascii="Symbol" w:hAnsi="Symbol" w:hint="default"/>
+        <w:sz w:val="20"/>
+      </w:rPr>
+    </w:lvl>
+    <w:lvl w:ilvl="1" w:tentative="1">
+      <w:start w:val="1"/>
+      <w:numFmt w:val="bullet"/>
+      <w:lvlText w:val="o"/>
+      <w:lvlJc w:val="left"/>
+      <w:pPr>
+        <w:tabs>
+          <w:tab w:val="num" w:pos="1440"/>
+        </w:tabs>
+        <w:ind w:left="1440" w:hanging="360"/>
+      </w:pPr>
+      <w:rPr>
+        <w:rFonts w:ascii="Courier New" w:hAnsi="Courier New" w:hint="default"/>
+        <w:sz w:val="20"/>
+      </w:rPr>
+    </w:lvl>
+    <w:lvl w:ilvl="2" w:tentative="1">
+      <w:start w:val="1"/>
+      <w:numFmt w:val="bullet"/>
+      <w:lvlText w:val=""/>
+      <w:lvlJc w:val="left"/>
+      <w:pPr>
+        <w:tabs>
+          <w:tab w:val="num" w:pos="2160"/>
+        </w:tabs>
+        <w:ind w:left="2160" w:hanging="360"/>
+      </w:pPr>
+      <w:rPr>
+        <w:rFonts w:ascii="Wingdings" w:hAnsi="Wingdings" w:hint="default"/>
+        <w:sz w:val="20"/>
+      </w:rPr>
+    </w:lvl>
+    <w:lvl w:ilvl="3" w:tentative="1">
+      <w:start w:val="1"/>
+      <w:numFmt w:val="bullet"/>
+      <w:lvlText w:val=""/>
+      <w:lvlJc w:val="left"/>
+      <w:pPr>
+        <w:tabs>
+          <w:tab w:val="num" w:pos="2880"/>
+        </w:tabs>
+        <w:ind w:left="2880" w:hanging="360"/>
+      </w:pPr>
+      <w:rPr>
+        <w:rFonts w:ascii="Wingdings" w:hAnsi="Wingdings" w:hint="default"/>
+        <w:sz w:val="20"/>
+      </w:rPr>
+    </w:lvl>
+    <w:lvl w:ilvl="4" w:tentative="1">
+      <w:start w:val="1"/>
+      <w:numFmt w:val="bullet"/>
+      <w:lvlText w:val=""/>
+      <w:lvlJc w:val="left"/>
+      <w:pPr>
+        <w:tabs>
+          <w:tab w:val="num" w:pos="3600"/>
+        </w:tabs>
+        <w:ind w:left="3600" w:hanging="360"/>
+      </w:pPr>
+      <w:rPr>
+        <w:rFonts w:ascii="Wingdings" w:hAnsi="Wingdings" w:hint="default"/>
+        <w:sz w:val="20"/>
+      </w:rPr>
+    </w:lvl>
+    <w:lvl w:ilvl="5" w:tentative="1">
+      <w:start w:val="1"/>
+      <w:numFmt w:val="bullet"/>
+      <w:lvlText w:val=""/>
+      <w:lvlJc w:val="left"/>
+      <w:pPr>
+        <w:tabs>
+          <w:tab w:val="num" w:pos="4320"/>
+        </w:tabs>
+        <w:ind w:left="4320" w:hanging="360"/>
+      </w:pPr>
+      <w:rPr>
+        <w:rFonts w:ascii="Wingdings" w:hAnsi="Wingdings" w:hint="default"/>
+        <w:sz w:val="20"/>
+      </w:rPr>
+    </w:lvl>
+    <w:lvl w:ilvl="6" w:tentative="1">
+      <w:start w:val="1"/>
+      <w:numFmt w:val="bullet"/>
+      <w:lvlText w:val=""/>
+      <w:lvlJc w:val="left"/>
+      <w:pPr>
+        <w:tabs>
+          <w:tab w:val="num" w:pos="5040"/>
+        </w:tabs>
+        <w:ind w:left="5040" w:hanging="360"/>
+      </w:pPr>
+      <w:rPr>
+        <w:rFonts w:ascii="Wingdings" w:hAnsi="Wingdings" w:hint="default"/>
+        <w:sz w:val="20"/>
+      </w:rPr>
+    </w:lvl>
+    <w:lvl w:ilvl="7" w:tentative="1">
+      <w:start w:val="1"/>
+      <w:numFmt w:val="bullet"/>
+      <w:lvlText w:val=""/>
+      <w:lvlJc w:val="left"/>
+      <w:pPr>
+        <w:tabs>
+          <w:tab w:val="num" w:pos="5760"/>
+        </w:tabs>
+        <w:ind w:left="5760" w:hanging="360"/>
+      </w:pPr>
+      <w:rPr>
+        <w:rFonts w:ascii="Wingdings" w:hAnsi="Wingdings" w:hint="default"/>
+        <w:sz w:val="20"/>
+      </w:rPr>
+    </w:lvl>
+    <w:lvl w:ilvl="8" w:tentative="1">
+      <w:start w:val="1"/>
+      <w:numFmt w:val="bullet"/>
+      <w:lvlText w:val=""/>
+      <w:lvlJc w:val="left"/>
+      <w:pPr>
+        <w:tabs>
+          <w:tab w:val="num" w:pos="6480"/>
+        </w:tabs>
+        <w:ind w:left="6480" w:hanging="360"/>
+      </w:pPr>
+      <w:rPr>
+        <w:rFonts w:ascii="Wingdings" w:hAnsi="Wingdings" w:hint="default"/>
+        <w:sz w:val="20"/>
+      </w:rPr>
+    </w:lvl>
+  </w:abstractNum>
+  <w:abstractNum w:abstractNumId="5" w15:restartNumberingAfterBreak="0">
     <w:nsid w:val="1EF378FE"/>
     <w:multiLevelType w:val="multilevel"/>
     <w:tmpl w:val="1206EED6"/>
@@ -2796,7 +3852,7 @@
       </w:rPr>
     </w:lvl>
   </w:abstractNum>
-  <w:abstractNum w:abstractNumId="5" w15:restartNumberingAfterBreak="0">
+  <w:abstractNum w:abstractNumId="6" w15:restartNumberingAfterBreak="0">
     <w:nsid w:val="22943181"/>
     <w:multiLevelType w:val="multilevel"/>
     <w:tmpl w:val="C2523C3A"/>
@@ -2945,7 +4001,156 @@
       </w:rPr>
     </w:lvl>
   </w:abstractNum>
-  <w:abstractNum w:abstractNumId="6" w15:restartNumberingAfterBreak="0">
+  <w:abstractNum w:abstractNumId="7" w15:restartNumberingAfterBreak="0">
+    <w:nsid w:val="24046429"/>
+    <w:multiLevelType w:val="multilevel"/>
+    <w:tmpl w:val="6A502176"/>
+    <w:lvl w:ilvl="0">
+      <w:start w:val="1"/>
+      <w:numFmt w:val="bullet"/>
+      <w:lvlText w:val=""/>
+      <w:lvlJc w:val="left"/>
+      <w:pPr>
+        <w:tabs>
+          <w:tab w:val="num" w:pos="720"/>
+        </w:tabs>
+        <w:ind w:left="720" w:hanging="360"/>
+      </w:pPr>
+      <w:rPr>
+        <w:rFonts w:ascii="Symbol" w:hAnsi="Symbol" w:hint="default"/>
+        <w:sz w:val="20"/>
+      </w:rPr>
+    </w:lvl>
+    <w:lvl w:ilvl="1" w:tentative="1">
+      <w:start w:val="1"/>
+      <w:numFmt w:val="bullet"/>
+      <w:lvlText w:val="o"/>
+      <w:lvlJc w:val="left"/>
+      <w:pPr>
+        <w:tabs>
+          <w:tab w:val="num" w:pos="1440"/>
+        </w:tabs>
+        <w:ind w:left="1440" w:hanging="360"/>
+      </w:pPr>
+      <w:rPr>
+        <w:rFonts w:ascii="Courier New" w:hAnsi="Courier New" w:hint="default"/>
+        <w:sz w:val="20"/>
+      </w:rPr>
+    </w:lvl>
+    <w:lvl w:ilvl="2" w:tentative="1">
+      <w:start w:val="1"/>
+      <w:numFmt w:val="bullet"/>
+      <w:lvlText w:val=""/>
+      <w:lvlJc w:val="left"/>
+      <w:pPr>
+        <w:tabs>
+          <w:tab w:val="num" w:pos="2160"/>
+        </w:tabs>
+        <w:ind w:left="2160" w:hanging="360"/>
+      </w:pPr>
+      <w:rPr>
+        <w:rFonts w:ascii="Wingdings" w:hAnsi="Wingdings" w:hint="default"/>
+        <w:sz w:val="20"/>
+      </w:rPr>
+    </w:lvl>
+    <w:lvl w:ilvl="3" w:tentative="1">
+      <w:start w:val="1"/>
+      <w:numFmt w:val="bullet"/>
+      <w:lvlText w:val=""/>
+      <w:lvlJc w:val="left"/>
+      <w:pPr>
+        <w:tabs>
+          <w:tab w:val="num" w:pos="2880"/>
+        </w:tabs>
+        <w:ind w:left="2880" w:hanging="360"/>
+      </w:pPr>
+      <w:rPr>
+        <w:rFonts w:ascii="Wingdings" w:hAnsi="Wingdings" w:hint="default"/>
+        <w:sz w:val="20"/>
+      </w:rPr>
+    </w:lvl>
+    <w:lvl w:ilvl="4" w:tentative="1">
+      <w:start w:val="1"/>
+      <w:numFmt w:val="bullet"/>
+      <w:lvlText w:val=""/>
+      <w:lvlJc w:val="left"/>
+      <w:pPr>
+        <w:tabs>
+          <w:tab w:val="num" w:pos="3600"/>
+        </w:tabs>
+        <w:ind w:left="3600" w:hanging="360"/>
+      </w:pPr>
+      <w:rPr>
+        <w:rFonts w:ascii="Wingdings" w:hAnsi="Wingdings" w:hint="default"/>
+        <w:sz w:val="20"/>
+      </w:rPr>
+    </w:lvl>
+    <w:lvl w:ilvl="5" w:tentative="1">
+      <w:start w:val="1"/>
+      <w:numFmt w:val="bullet"/>
+      <w:lvlText w:val=""/>
+      <w:lvlJc w:val="left"/>
+      <w:pPr>
+        <w:tabs>
+          <w:tab w:val="num" w:pos="4320"/>
+        </w:tabs>
+        <w:ind w:left="4320" w:hanging="360"/>
+      </w:pPr>
+      <w:rPr>
+        <w:rFonts w:ascii="Wingdings" w:hAnsi="Wingdings" w:hint="default"/>
+        <w:sz w:val="20"/>
+      </w:rPr>
+    </w:lvl>
+    <w:lvl w:ilvl="6" w:tentative="1">
+      <w:start w:val="1"/>
+      <w:numFmt w:val="bullet"/>
+      <w:lvlText w:val=""/>
+      <w:lvlJc w:val="left"/>
+      <w:pPr>
+        <w:tabs>
+          <w:tab w:val="num" w:pos="5040"/>
+        </w:tabs>
+        <w:ind w:left="5040" w:hanging="360"/>
+      </w:pPr>
+      <w:rPr>
+        <w:rFonts w:ascii="Wingdings" w:hAnsi="Wingdings" w:hint="default"/>
+        <w:sz w:val="20"/>
+      </w:rPr>
+    </w:lvl>
+    <w:lvl w:ilvl="7" w:tentative="1">
+      <w:start w:val="1"/>
+      <w:numFmt w:val="bullet"/>
+      <w:lvlText w:val=""/>
+      <w:lvlJc w:val="left"/>
+      <w:pPr>
+        <w:tabs>
+          <w:tab w:val="num" w:pos="5760"/>
+        </w:tabs>
+        <w:ind w:left="5760" w:hanging="360"/>
+      </w:pPr>
+      <w:rPr>
+        <w:rFonts w:ascii="Wingdings" w:hAnsi="Wingdings" w:hint="default"/>
+        <w:sz w:val="20"/>
+      </w:rPr>
+    </w:lvl>
+    <w:lvl w:ilvl="8" w:tentative="1">
+      <w:start w:val="1"/>
+      <w:numFmt w:val="bullet"/>
+      <w:lvlText w:val=""/>
+      <w:lvlJc w:val="left"/>
+      <w:pPr>
+        <w:tabs>
+          <w:tab w:val="num" w:pos="6480"/>
+        </w:tabs>
+        <w:ind w:left="6480" w:hanging="360"/>
+      </w:pPr>
+      <w:rPr>
+        <w:rFonts w:ascii="Wingdings" w:hAnsi="Wingdings" w:hint="default"/>
+        <w:sz w:val="20"/>
+      </w:rPr>
+    </w:lvl>
+  </w:abstractNum>
+  <w:abstractNum w:abstractNumId="8" w15:restartNumberingAfterBreak="0">
     <w:nsid w:val="27260DF0"/>
     <w:multiLevelType w:val="multilevel"/>
     <w:tmpl w:val="BC3CF9A2"/>
@@ -3094,7 +4299,156 @@
       </w:rPr>
     </w:lvl>
   </w:abstractNum>
-  <w:abstractNum w:abstractNumId="7" w15:restartNumberingAfterBreak="0">
+  <w:abstractNum w:abstractNumId="9" w15:restartNumberingAfterBreak="0">
+    <w:nsid w:val="285D2C8F"/>
+    <w:multiLevelType w:val="multilevel"/>
+    <w:tmpl w:val="36C22DAE"/>
+    <w:lvl w:ilvl="0">
+      <w:start w:val="1"/>
+      <w:numFmt w:val="bullet"/>
+      <w:lvlText w:val=""/>
+      <w:lvlJc w:val="left"/>
+      <w:pPr>
+        <w:tabs>
+          <w:tab w:val="num" w:pos="720"/>
+        </w:tabs>
+        <w:ind w:left="720" w:hanging="360"/>
+      </w:pPr>
+      <w:rPr>
+        <w:rFonts w:ascii="Symbol" w:hAnsi="Symbol" w:hint="default"/>
+        <w:sz w:val="20"/>
+      </w:rPr>
+    </w:lvl>
+    <w:lvl w:ilvl="1" w:tentative="1">
+      <w:start w:val="1"/>
+      <w:numFmt w:val="bullet"/>
+      <w:lvlText w:val="o"/>
+      <w:lvlJc w:val="left"/>
+      <w:pPr>
+        <w:tabs>
+          <w:tab w:val="num" w:pos="1440"/>
+        </w:tabs>
+        <w:ind w:left="1440" w:hanging="360"/>
+      </w:pPr>
+      <w:rPr>
+        <w:rFonts w:ascii="Courier New" w:hAnsi="Courier New" w:hint="default"/>
+        <w:sz w:val="20"/>
+      </w:rPr>
+    </w:lvl>
+    <w:lvl w:ilvl="2" w:tentative="1">
+      <w:start w:val="1"/>
+      <w:numFmt w:val="bullet"/>
+      <w:lvlText w:val=""/>
+      <w:lvlJc w:val="left"/>
+      <w:pPr>
+        <w:tabs>
+          <w:tab w:val="num" w:pos="2160"/>
+        </w:tabs>
+        <w:ind w:left="2160" w:hanging="360"/>
+      </w:pPr>
+      <w:rPr>
+        <w:rFonts w:ascii="Wingdings" w:hAnsi="Wingdings" w:hint="default"/>
+        <w:sz w:val="20"/>
+      </w:rPr>
+    </w:lvl>
+    <w:lvl w:ilvl="3" w:tentative="1">
+      <w:start w:val="1"/>
+      <w:numFmt w:val="bullet"/>
+      <w:lvlText w:val=""/>
+      <w:lvlJc w:val="left"/>
+      <w:pPr>
+        <w:tabs>
+          <w:tab w:val="num" w:pos="2880"/>
+        </w:tabs>
+        <w:ind w:left="2880" w:hanging="360"/>
+      </w:pPr>
+      <w:rPr>
+        <w:rFonts w:ascii="Wingdings" w:hAnsi="Wingdings" w:hint="default"/>
+        <w:sz w:val="20"/>
+      </w:rPr>
+    </w:lvl>
+    <w:lvl w:ilvl="4" w:tentative="1">
+      <w:start w:val="1"/>
+      <w:numFmt w:val="bullet"/>
+      <w:lvlText w:val=""/>
+      <w:lvlJc w:val="left"/>
+      <w:pPr>
+        <w:tabs>
+          <w:tab w:val="num" w:pos="3600"/>
+        </w:tabs>
+        <w:ind w:left="3600" w:hanging="360"/>
+      </w:pPr>
+      <w:rPr>
+        <w:rFonts w:ascii="Wingdings" w:hAnsi="Wingdings" w:hint="default"/>
+        <w:sz w:val="20"/>
+      </w:rPr>
+    </w:lvl>
+    <w:lvl w:ilvl="5" w:tentative="1">
+      <w:start w:val="1"/>
+      <w:numFmt w:val="bullet"/>
+      <w:lvlText w:val=""/>
+      <w:lvlJc w:val="left"/>
+      <w:pPr>
+        <w:tabs>
+          <w:tab w:val="num" w:pos="4320"/>
+        </w:tabs>
+        <w:ind w:left="4320" w:hanging="360"/>
+      </w:pPr>
+      <w:rPr>
+        <w:rFonts w:ascii="Wingdings" w:hAnsi="Wingdings" w:hint="default"/>
+        <w:sz w:val="20"/>
+      </w:rPr>
+    </w:lvl>
+    <w:lvl w:ilvl="6" w:tentative="1">
+      <w:start w:val="1"/>
+      <w:numFmt w:val="bullet"/>
+      <w:lvlText w:val=""/>
+      <w:lvlJc w:val="left"/>
+      <w:pPr>
+        <w:tabs>
+          <w:tab w:val="num" w:pos="5040"/>
+        </w:tabs>
+        <w:ind w:left="5040" w:hanging="360"/>
+      </w:pPr>
+      <w:rPr>
+        <w:rFonts w:ascii="Wingdings" w:hAnsi="Wingdings" w:hint="default"/>
+        <w:sz w:val="20"/>
+      </w:rPr>
+    </w:lvl>
+    <w:lvl w:ilvl="7" w:tentative="1">
+      <w:start w:val="1"/>
+      <w:numFmt w:val="bullet"/>
+      <w:lvlText w:val=""/>
+      <w:lvlJc w:val="left"/>
+      <w:pPr>
+        <w:tabs>
+          <w:tab w:val="num" w:pos="5760"/>
+        </w:tabs>
+        <w:ind w:left="5760" w:hanging="360"/>
+      </w:pPr>
+      <w:rPr>
+        <w:rFonts w:ascii="Wingdings" w:hAnsi="Wingdings" w:hint="default"/>
+        <w:sz w:val="20"/>
+      </w:rPr>
+    </w:lvl>
+    <w:lvl w:ilvl="8" w:tentative="1">
+      <w:start w:val="1"/>
+      <w:numFmt w:val="bullet"/>
+      <w:lvlText w:val=""/>
+      <w:lvlJc w:val="left"/>
+      <w:pPr>
+        <w:tabs>
+          <w:tab w:val="num" w:pos="6480"/>
+        </w:tabs>
+        <w:ind w:left="6480" w:hanging="360"/>
+      </w:pPr>
+      <w:rPr>
+        <w:rFonts w:ascii="Wingdings" w:hAnsi="Wingdings" w:hint="default"/>
+        <w:sz w:val="20"/>
+      </w:rPr>
+    </w:lvl>
+  </w:abstractNum>
+  <w:abstractNum w:abstractNumId="10" w15:restartNumberingAfterBreak="0">
     <w:nsid w:val="2B2E4D64"/>
     <w:multiLevelType w:val="multilevel"/>
     <w:tmpl w:val="8F72A19C"/>
@@ -3243,7 +4597,7 @@
       </w:rPr>
     </w:lvl>
   </w:abstractNum>
-  <w:abstractNum w:abstractNumId="8" w15:restartNumberingAfterBreak="0">
+  <w:abstractNum w:abstractNumId="11" w15:restartNumberingAfterBreak="0">
     <w:nsid w:val="2B535D14"/>
     <w:multiLevelType w:val="multilevel"/>
     <w:tmpl w:val="16E2477C"/>
@@ -3392,7 +4746,7 @@
       </w:rPr>
     </w:lvl>
   </w:abstractNum>
-  <w:abstractNum w:abstractNumId="9" w15:restartNumberingAfterBreak="0">
+  <w:abstractNum w:abstractNumId="12" w15:restartNumberingAfterBreak="0">
     <w:nsid w:val="2BC42C18"/>
     <w:multiLevelType w:val="multilevel"/>
     <w:tmpl w:val="A4DC14BA"/>
@@ -3541,7 +4895,7 @@
       </w:rPr>
     </w:lvl>
   </w:abstractNum>
-  <w:abstractNum w:abstractNumId="10" w15:restartNumberingAfterBreak="0">
+  <w:abstractNum w:abstractNumId="13" w15:restartNumberingAfterBreak="0">
     <w:nsid w:val="2F1D23B5"/>
     <w:multiLevelType w:val="multilevel"/>
     <w:tmpl w:val="F9E69AD0"/>
@@ -3690,7 +5044,7 @@
       </w:rPr>
     </w:lvl>
   </w:abstractNum>
-  <w:abstractNum w:abstractNumId="11" w15:restartNumberingAfterBreak="0">
+  <w:abstractNum w:abstractNumId="14" w15:restartNumberingAfterBreak="0">
     <w:nsid w:val="30197B71"/>
     <w:multiLevelType w:val="multilevel"/>
     <w:tmpl w:val="D00846BC"/>
@@ -3839,7 +5193,7 @@
       </w:rPr>
     </w:lvl>
   </w:abstractNum>
-  <w:abstractNum w:abstractNumId="12" w15:restartNumberingAfterBreak="0">
+  <w:abstractNum w:abstractNumId="15" w15:restartNumberingAfterBreak="0">
     <w:nsid w:val="302B20D0"/>
     <w:multiLevelType w:val="multilevel"/>
     <w:tmpl w:val="F8C414D8"/>
@@ -3952,7 +5306,7 @@
       </w:pPr>
     </w:lvl>
   </w:abstractNum>
-  <w:abstractNum w:abstractNumId="13" w15:restartNumberingAfterBreak="0">
+  <w:abstractNum w:abstractNumId="16" w15:restartNumberingAfterBreak="0">
     <w:nsid w:val="342B0EBA"/>
     <w:multiLevelType w:val="multilevel"/>
     <w:tmpl w:val="4AA8A4E2"/>
@@ -4065,7 +5419,7 @@
       </w:pPr>
     </w:lvl>
   </w:abstractNum>
-  <w:abstractNum w:abstractNumId="14" w15:restartNumberingAfterBreak="0">
+  <w:abstractNum w:abstractNumId="17" w15:restartNumberingAfterBreak="0">
     <w:nsid w:val="36CD15BC"/>
     <w:multiLevelType w:val="multilevel"/>
     <w:tmpl w:val="179E84C0"/>
@@ -4214,7 +5568,7 @@
       </w:rPr>
     </w:lvl>
   </w:abstractNum>
-  <w:abstractNum w:abstractNumId="15" w15:restartNumberingAfterBreak="0">
+  <w:abstractNum w:abstractNumId="18" w15:restartNumberingAfterBreak="0">
     <w:nsid w:val="3B75454A"/>
     <w:multiLevelType w:val="multilevel"/>
     <w:tmpl w:val="DC30CBE2"/>
@@ -4363,7 +5717,7 @@
       </w:rPr>
     </w:lvl>
   </w:abstractNum>
-  <w:abstractNum w:abstractNumId="16" w15:restartNumberingAfterBreak="0">
+  <w:abstractNum w:abstractNumId="19" w15:restartNumberingAfterBreak="0">
     <w:nsid w:val="3B850E1D"/>
     <w:multiLevelType w:val="multilevel"/>
     <w:tmpl w:val="23E22132"/>
@@ -4512,7 +5866,7 @@
       </w:rPr>
     </w:lvl>
   </w:abstractNum>
-  <w:abstractNum w:abstractNumId="17" w15:restartNumberingAfterBreak="0">
+  <w:abstractNum w:abstractNumId="20" w15:restartNumberingAfterBreak="0">
     <w:nsid w:val="3F5D0C70"/>
     <w:multiLevelType w:val="multilevel"/>
     <w:tmpl w:val="9B3612FC"/>
@@ -4661,7 +6015,305 @@
       </w:rPr>
     </w:lvl>
   </w:abstractNum>
-  <w:abstractNum w:abstractNumId="18" w15:restartNumberingAfterBreak="0">
+  <w:abstractNum w:abstractNumId="21" w15:restartNumberingAfterBreak="0">
+    <w:nsid w:val="472E7BA4"/>
+    <w:multiLevelType w:val="multilevel"/>
+    <w:tmpl w:val="30569A94"/>
+    <w:lvl w:ilvl="0">
+      <w:start w:val="1"/>
+      <w:numFmt w:val="bullet"/>
+      <w:lvlText w:val=""/>
+      <w:lvlJc w:val="left"/>
+      <w:pPr>
+        <w:tabs>
+          <w:tab w:val="num" w:pos="720"/>
+        </w:tabs>
+        <w:ind w:left="720" w:hanging="360"/>
+      </w:pPr>
+      <w:rPr>
+        <w:rFonts w:ascii="Symbol" w:hAnsi="Symbol" w:hint="default"/>
+        <w:sz w:val="20"/>
+      </w:rPr>
+    </w:lvl>
+    <w:lvl w:ilvl="1" w:tentative="1">
+      <w:start w:val="1"/>
+      <w:numFmt w:val="bullet"/>
+      <w:lvlText w:val="o"/>
+      <w:lvlJc w:val="left"/>
+      <w:pPr>
+        <w:tabs>
+          <w:tab w:val="num" w:pos="1440"/>
+        </w:tabs>
+        <w:ind w:left="1440" w:hanging="360"/>
+      </w:pPr>
+      <w:rPr>
+        <w:rFonts w:ascii="Courier New" w:hAnsi="Courier New" w:hint="default"/>
+        <w:sz w:val="20"/>
+      </w:rPr>
+    </w:lvl>
+    <w:lvl w:ilvl="2" w:tentative="1">
+      <w:start w:val="1"/>
+      <w:numFmt w:val="bullet"/>
+      <w:lvlText w:val=""/>
+      <w:lvlJc w:val="left"/>
+      <w:pPr>
+        <w:tabs>
+          <w:tab w:val="num" w:pos="2160"/>
+        </w:tabs>
+        <w:ind w:left="2160" w:hanging="360"/>
+      </w:pPr>
+      <w:rPr>
+        <w:rFonts w:ascii="Wingdings" w:hAnsi="Wingdings" w:hint="default"/>
+        <w:sz w:val="20"/>
+      </w:rPr>
+    </w:lvl>
+    <w:lvl w:ilvl="3" w:tentative="1">
+      <w:start w:val="1"/>
+      <w:numFmt w:val="bullet"/>
+      <w:lvlText w:val=""/>
+      <w:lvlJc w:val="left"/>
+      <w:pPr>
+        <w:tabs>
+          <w:tab w:val="num" w:pos="2880"/>
+        </w:tabs>
+        <w:ind w:left="2880" w:hanging="360"/>
+      </w:pPr>
+      <w:rPr>
+        <w:rFonts w:ascii="Wingdings" w:hAnsi="Wingdings" w:hint="default"/>
+        <w:sz w:val="20"/>
+      </w:rPr>
+    </w:lvl>
+    <w:lvl w:ilvl="4" w:tentative="1">
+      <w:start w:val="1"/>
+      <w:numFmt w:val="bullet"/>
+      <w:lvlText w:val=""/>
+      <w:lvlJc w:val="left"/>
+      <w:pPr>
+        <w:tabs>
+          <w:tab w:val="num" w:pos="3600"/>
+        </w:tabs>
+        <w:ind w:left="3600" w:hanging="360"/>
+      </w:pPr>
+      <w:rPr>
+        <w:rFonts w:ascii="Wingdings" w:hAnsi="Wingdings" w:hint="default"/>
+        <w:sz w:val="20"/>
+      </w:rPr>
+    </w:lvl>
+    <w:lvl w:ilvl="5" w:tentative="1">
+      <w:start w:val="1"/>
+      <w:numFmt w:val="bullet"/>
+      <w:lvlText w:val=""/>
+      <w:lvlJc w:val="left"/>
+      <w:pPr>
+        <w:tabs>
+          <w:tab w:val="num" w:pos="4320"/>
+        </w:tabs>
+        <w:ind w:left="4320" w:hanging="360"/>
+      </w:pPr>
+      <w:rPr>
+        <w:rFonts w:ascii="Wingdings" w:hAnsi="Wingdings" w:hint="default"/>
+        <w:sz w:val="20"/>
+      </w:rPr>
+    </w:lvl>
+    <w:lvl w:ilvl="6" w:tentative="1">
+      <w:start w:val="1"/>
+      <w:numFmt w:val="bullet"/>
+      <w:lvlText w:val=""/>
+      <w:lvlJc w:val="left"/>
+      <w:pPr>
+        <w:tabs>
+          <w:tab w:val="num" w:pos="5040"/>
+        </w:tabs>
+        <w:ind w:left="5040" w:hanging="360"/>
+      </w:pPr>
+      <w:rPr>
+        <w:rFonts w:ascii="Wingdings" w:hAnsi="Wingdings" w:hint="default"/>
+        <w:sz w:val="20"/>
+      </w:rPr>
+    </w:lvl>
+    <w:lvl w:ilvl="7" w:tentative="1">
+      <w:start w:val="1"/>
+      <w:numFmt w:val="bullet"/>
+      <w:lvlText w:val=""/>
+      <w:lvlJc w:val="left"/>
+      <w:pPr>
+        <w:tabs>
+          <w:tab w:val="num" w:pos="5760"/>
+        </w:tabs>
+        <w:ind w:left="5760" w:hanging="360"/>
+      </w:pPr>
+      <w:rPr>
+        <w:rFonts w:ascii="Wingdings" w:hAnsi="Wingdings" w:hint="default"/>
+        <w:sz w:val="20"/>
+      </w:rPr>
+    </w:lvl>
+    <w:lvl w:ilvl="8" w:tentative="1">
+      <w:start w:val="1"/>
+      <w:numFmt w:val="bullet"/>
+      <w:lvlText w:val=""/>
+      <w:lvlJc w:val="left"/>
+      <w:pPr>
+        <w:tabs>
+          <w:tab w:val="num" w:pos="6480"/>
+        </w:tabs>
+        <w:ind w:left="6480" w:hanging="360"/>
+      </w:pPr>
+      <w:rPr>
+        <w:rFonts w:ascii="Wingdings" w:hAnsi="Wingdings" w:hint="default"/>
+        <w:sz w:val="20"/>
+      </w:rPr>
+    </w:lvl>
+  </w:abstractNum>
+  <w:abstractNum w:abstractNumId="22" w15:restartNumberingAfterBreak="0">
+    <w:nsid w:val="4A4B6A55"/>
+    <w:multiLevelType w:val="multilevel"/>
+    <w:tmpl w:val="3FC4AA42"/>
+    <w:lvl w:ilvl="0">
+      <w:start w:val="1"/>
+      <w:numFmt w:val="bullet"/>
+      <w:lvlText w:val=""/>
+      <w:lvlJc w:val="left"/>
+      <w:pPr>
+        <w:tabs>
+          <w:tab w:val="num" w:pos="720"/>
+        </w:tabs>
+        <w:ind w:left="720" w:hanging="360"/>
+      </w:pPr>
+      <w:rPr>
+        <w:rFonts w:ascii="Symbol" w:hAnsi="Symbol" w:hint="default"/>
+        <w:sz w:val="20"/>
+      </w:rPr>
+    </w:lvl>
+    <w:lvl w:ilvl="1" w:tentative="1">
+      <w:start w:val="1"/>
+      <w:numFmt w:val="bullet"/>
+      <w:lvlText w:val="o"/>
+      <w:lvlJc w:val="left"/>
+      <w:pPr>
+        <w:tabs>
+          <w:tab w:val="num" w:pos="1440"/>
+        </w:tabs>
+        <w:ind w:left="1440" w:hanging="360"/>
+      </w:pPr>
+      <w:rPr>
+        <w:rFonts w:ascii="Courier New" w:hAnsi="Courier New" w:hint="default"/>
+        <w:sz w:val="20"/>
+      </w:rPr>
+    </w:lvl>
+    <w:lvl w:ilvl="2" w:tentative="1">
+      <w:start w:val="1"/>
+      <w:numFmt w:val="bullet"/>
+      <w:lvlText w:val=""/>
+      <w:lvlJc w:val="left"/>
+      <w:pPr>
+        <w:tabs>
+          <w:tab w:val="num" w:pos="2160"/>
+        </w:tabs>
+        <w:ind w:left="2160" w:hanging="360"/>
+      </w:pPr>
+      <w:rPr>
+        <w:rFonts w:ascii="Wingdings" w:hAnsi="Wingdings" w:hint="default"/>
+        <w:sz w:val="20"/>
+      </w:rPr>
+    </w:lvl>
+    <w:lvl w:ilvl="3" w:tentative="1">
+      <w:start w:val="1"/>
+      <w:numFmt w:val="bullet"/>
+      <w:lvlText w:val=""/>
+      <w:lvlJc w:val="left"/>
+      <w:pPr>
+        <w:tabs>
+          <w:tab w:val="num" w:pos="2880"/>
+        </w:tabs>
+        <w:ind w:left="2880" w:hanging="360"/>
+      </w:pPr>
+      <w:rPr>
+        <w:rFonts w:ascii="Wingdings" w:hAnsi="Wingdings" w:hint="default"/>
+        <w:sz w:val="20"/>
+      </w:rPr>
+    </w:lvl>
+    <w:lvl w:ilvl="4" w:tentative="1">
+      <w:start w:val="1"/>
+      <w:numFmt w:val="bullet"/>
+      <w:lvlText w:val=""/>
+      <w:lvlJc w:val="left"/>
+      <w:pPr>
+        <w:tabs>
+          <w:tab w:val="num" w:pos="3600"/>
+        </w:tabs>
+        <w:ind w:left="3600" w:hanging="360"/>
+      </w:pPr>
+      <w:rPr>
+        <w:rFonts w:ascii="Wingdings" w:hAnsi="Wingdings" w:hint="default"/>
+        <w:sz w:val="20"/>
+      </w:rPr>
+    </w:lvl>
+    <w:lvl w:ilvl="5" w:tentative="1">
+      <w:start w:val="1"/>
+      <w:numFmt w:val="bullet"/>
+      <w:lvlText w:val=""/>
+      <w:lvlJc w:val="left"/>
+      <w:pPr>
+        <w:tabs>
+          <w:tab w:val="num" w:pos="4320"/>
+        </w:tabs>
+        <w:ind w:left="4320" w:hanging="360"/>
+      </w:pPr>
+      <w:rPr>
+        <w:rFonts w:ascii="Wingdings" w:hAnsi="Wingdings" w:hint="default"/>
+        <w:sz w:val="20"/>
+      </w:rPr>
+    </w:lvl>
+    <w:lvl w:ilvl="6" w:tentative="1">
+      <w:start w:val="1"/>
+      <w:numFmt w:val="bullet"/>
+      <w:lvlText w:val=""/>
+      <w:lvlJc w:val="left"/>
+      <w:pPr>
+        <w:tabs>
+          <w:tab w:val="num" w:pos="5040"/>
+        </w:tabs>
+        <w:ind w:left="5040" w:hanging="360"/>
+      </w:pPr>
+      <w:rPr>
+        <w:rFonts w:ascii="Wingdings" w:hAnsi="Wingdings" w:hint="default"/>
+        <w:sz w:val="20"/>
+      </w:rPr>
+    </w:lvl>
+    <w:lvl w:ilvl="7" w:tentative="1">
+      <w:start w:val="1"/>
+      <w:numFmt w:val="bullet"/>
+      <w:lvlText w:val=""/>
+      <w:lvlJc w:val="left"/>
+      <w:pPr>
+        <w:tabs>
+          <w:tab w:val="num" w:pos="5760"/>
+        </w:tabs>
+        <w:ind w:left="5760" w:hanging="360"/>
+      </w:pPr>
+      <w:rPr>
+        <w:rFonts w:ascii="Wingdings" w:hAnsi="Wingdings" w:hint="default"/>
+        <w:sz w:val="20"/>
+      </w:rPr>
+    </w:lvl>
+    <w:lvl w:ilvl="8" w:tentative="1">
+      <w:start w:val="1"/>
+      <w:numFmt w:val="bullet"/>
+      <w:lvlText w:val=""/>
+      <w:lvlJc w:val="left"/>
+      <w:pPr>
+        <w:tabs>
+          <w:tab w:val="num" w:pos="6480"/>
+        </w:tabs>
+        <w:ind w:left="6480" w:hanging="360"/>
+      </w:pPr>
+      <w:rPr>
+        <w:rFonts w:ascii="Wingdings" w:hAnsi="Wingdings" w:hint="default"/>
+        <w:sz w:val="20"/>
+      </w:rPr>
+    </w:lvl>
+  </w:abstractNum>
+  <w:abstractNum w:abstractNumId="23" w15:restartNumberingAfterBreak="0">
     <w:nsid w:val="55A96D99"/>
     <w:multiLevelType w:val="multilevel"/>
     <w:tmpl w:val="86700E22"/>
@@ -4810,7 +6462,7 @@
       </w:rPr>
     </w:lvl>
   </w:abstractNum>
-  <w:abstractNum w:abstractNumId="19" w15:restartNumberingAfterBreak="0">
+  <w:abstractNum w:abstractNumId="24" w15:restartNumberingAfterBreak="0">
     <w:nsid w:val="5941689D"/>
     <w:multiLevelType w:val="multilevel"/>
     <w:tmpl w:val="5F140E1E"/>
@@ -4959,7 +6611,7 @@
       </w:rPr>
     </w:lvl>
   </w:abstractNum>
-  <w:abstractNum w:abstractNumId="20" w15:restartNumberingAfterBreak="0">
+  <w:abstractNum w:abstractNumId="25" w15:restartNumberingAfterBreak="0">
     <w:nsid w:val="6650687E"/>
     <w:multiLevelType w:val="multilevel"/>
     <w:tmpl w:val="F1E2054A"/>
@@ -5108,7 +6760,7 @@
       </w:rPr>
     </w:lvl>
   </w:abstractNum>
-  <w:abstractNum w:abstractNumId="21" w15:restartNumberingAfterBreak="0">
+  <w:abstractNum w:abstractNumId="26" w15:restartNumberingAfterBreak="0">
     <w:nsid w:val="6ABA36F0"/>
     <w:multiLevelType w:val="multilevel"/>
     <w:tmpl w:val="B9D470D8"/>
@@ -5257,7 +6909,7 @@
       </w:rPr>
     </w:lvl>
   </w:abstractNum>
-  <w:abstractNum w:abstractNumId="22" w15:restartNumberingAfterBreak="0">
+  <w:abstractNum w:abstractNumId="27" w15:restartNumberingAfterBreak="0">
     <w:nsid w:val="6B9E5E49"/>
     <w:multiLevelType w:val="multilevel"/>
     <w:tmpl w:val="C700C1E2"/>
@@ -5406,7 +7058,7 @@
       </w:rPr>
     </w:lvl>
   </w:abstractNum>
-  <w:abstractNum w:abstractNumId="23" w15:restartNumberingAfterBreak="0">
+  <w:abstractNum w:abstractNumId="28" w15:restartNumberingAfterBreak="0">
     <w:nsid w:val="6BC077B8"/>
     <w:multiLevelType w:val="multilevel"/>
     <w:tmpl w:val="2B1C48E8"/>
@@ -5555,7 +7207,156 @@
       </w:rPr>
     </w:lvl>
   </w:abstractNum>
-  <w:abstractNum w:abstractNumId="24" w15:restartNumberingAfterBreak="0">
+  <w:abstractNum w:abstractNumId="29" w15:restartNumberingAfterBreak="0">
+    <w:nsid w:val="700E2213"/>
+    <w:multiLevelType w:val="multilevel"/>
+    <w:tmpl w:val="E0A6E47C"/>
+    <w:lvl w:ilvl="0">
+      <w:start w:val="1"/>
+      <w:numFmt w:val="bullet"/>
+      <w:lvlText w:val=""/>
+      <w:lvlJc w:val="left"/>
+      <w:pPr>
+        <w:tabs>
+          <w:tab w:val="num" w:pos="720"/>
+        </w:tabs>
+        <w:ind w:left="720" w:hanging="360"/>
+      </w:pPr>
+      <w:rPr>
+        <w:rFonts w:ascii="Symbol" w:hAnsi="Symbol" w:hint="default"/>
+        <w:sz w:val="20"/>
+      </w:rPr>
+    </w:lvl>
+    <w:lvl w:ilvl="1" w:tentative="1">
+      <w:start w:val="1"/>
+      <w:numFmt w:val="bullet"/>
+      <w:lvlText w:val="o"/>
+      <w:lvlJc w:val="left"/>
+      <w:pPr>
+        <w:tabs>
+          <w:tab w:val="num" w:pos="1440"/>
+        </w:tabs>
+        <w:ind w:left="1440" w:hanging="360"/>
+      </w:pPr>
+      <w:rPr>
+        <w:rFonts w:ascii="Courier New" w:hAnsi="Courier New" w:hint="default"/>
+        <w:sz w:val="20"/>
+      </w:rPr>
+    </w:lvl>
+    <w:lvl w:ilvl="2" w:tentative="1">
+      <w:start w:val="1"/>
+      <w:numFmt w:val="bullet"/>
+      <w:lvlText w:val=""/>
+      <w:lvlJc w:val="left"/>
+      <w:pPr>
+        <w:tabs>
+          <w:tab w:val="num" w:pos="2160"/>
+        </w:tabs>
+        <w:ind w:left="2160" w:hanging="360"/>
+      </w:pPr>
+      <w:rPr>
+        <w:rFonts w:ascii="Wingdings" w:hAnsi="Wingdings" w:hint="default"/>
+        <w:sz w:val="20"/>
+      </w:rPr>
+    </w:lvl>
+    <w:lvl w:ilvl="3" w:tentative="1">
+      <w:start w:val="1"/>
+      <w:numFmt w:val="bullet"/>
+      <w:lvlText w:val=""/>
+      <w:lvlJc w:val="left"/>
+      <w:pPr>
+        <w:tabs>
+          <w:tab w:val="num" w:pos="2880"/>
+        </w:tabs>
+        <w:ind w:left="2880" w:hanging="360"/>
+      </w:pPr>
+      <w:rPr>
+        <w:rFonts w:ascii="Wingdings" w:hAnsi="Wingdings" w:hint="default"/>
+        <w:sz w:val="20"/>
+      </w:rPr>
+    </w:lvl>
+    <w:lvl w:ilvl="4" w:tentative="1">
+      <w:start w:val="1"/>
+      <w:numFmt w:val="bullet"/>
+      <w:lvlText w:val=""/>
+      <w:lvlJc w:val="left"/>
+      <w:pPr>
+        <w:tabs>
+          <w:tab w:val="num" w:pos="3600"/>
+        </w:tabs>
+        <w:ind w:left="3600" w:hanging="360"/>
+      </w:pPr>
+      <w:rPr>
+        <w:rFonts w:ascii="Wingdings" w:hAnsi="Wingdings" w:hint="default"/>
+        <w:sz w:val="20"/>
+      </w:rPr>
+    </w:lvl>
+    <w:lvl w:ilvl="5" w:tentative="1">
+      <w:start w:val="1"/>
+      <w:numFmt w:val="bullet"/>
+      <w:lvlText w:val=""/>
+      <w:lvlJc w:val="left"/>
+      <w:pPr>
+        <w:tabs>
+          <w:tab w:val="num" w:pos="4320"/>
+        </w:tabs>
+        <w:ind w:left="4320" w:hanging="360"/>
+      </w:pPr>
+      <w:rPr>
+        <w:rFonts w:ascii="Wingdings" w:hAnsi="Wingdings" w:hint="default"/>
+        <w:sz w:val="20"/>
+      </w:rPr>
+    </w:lvl>
+    <w:lvl w:ilvl="6" w:tentative="1">
+      <w:start w:val="1"/>
+      <w:numFmt w:val="bullet"/>
+      <w:lvlText w:val=""/>
+      <w:lvlJc w:val="left"/>
+      <w:pPr>
+        <w:tabs>
+          <w:tab w:val="num" w:pos="5040"/>
+        </w:tabs>
+        <w:ind w:left="5040" w:hanging="360"/>
+      </w:pPr>
+      <w:rPr>
+        <w:rFonts w:ascii="Wingdings" w:hAnsi="Wingdings" w:hint="default"/>
+        <w:sz w:val="20"/>
+      </w:rPr>
+    </w:lvl>
+    <w:lvl w:ilvl="7" w:tentative="1">
+      <w:start w:val="1"/>
+      <w:numFmt w:val="bullet"/>
+      <w:lvlText w:val=""/>
+      <w:lvlJc w:val="left"/>
+      <w:pPr>
+        <w:tabs>
+          <w:tab w:val="num" w:pos="5760"/>
+        </w:tabs>
+        <w:ind w:left="5760" w:hanging="360"/>
+      </w:pPr>
+      <w:rPr>
+        <w:rFonts w:ascii="Wingdings" w:hAnsi="Wingdings" w:hint="default"/>
+        <w:sz w:val="20"/>
+      </w:rPr>
+    </w:lvl>
+    <w:lvl w:ilvl="8" w:tentative="1">
+      <w:start w:val="1"/>
+      <w:numFmt w:val="bullet"/>
+      <w:lvlText w:val=""/>
+      <w:lvlJc w:val="left"/>
+      <w:pPr>
+        <w:tabs>
+          <w:tab w:val="num" w:pos="6480"/>
+        </w:tabs>
+        <w:ind w:left="6480" w:hanging="360"/>
+      </w:pPr>
+      <w:rPr>
+        <w:rFonts w:ascii="Wingdings" w:hAnsi="Wingdings" w:hint="default"/>
+        <w:sz w:val="20"/>
+      </w:rPr>
+    </w:lvl>
+  </w:abstractNum>
+  <w:abstractNum w:abstractNumId="30" w15:restartNumberingAfterBreak="0">
     <w:nsid w:val="7204484E"/>
     <w:multiLevelType w:val="multilevel"/>
     <w:tmpl w:val="4B7EAB04"/>
@@ -5704,7 +7505,7 @@
       </w:rPr>
     </w:lvl>
   </w:abstractNum>
-  <w:abstractNum w:abstractNumId="25" w15:restartNumberingAfterBreak="0">
+  <w:abstractNum w:abstractNumId="31" w15:restartNumberingAfterBreak="0">
     <w:nsid w:val="7AB0073D"/>
     <w:multiLevelType w:val="multilevel"/>
     <w:tmpl w:val="9ED62790"/>
@@ -5854,82 +7655,100 @@
     </w:lvl>
   </w:abstractNum>
   <w:num w:numId="1" w16cid:durableId="296687585">
-    <w:abstractNumId w:val="24"/>
+    <w:abstractNumId w:val="30"/>
   </w:num>
   <w:num w:numId="2" w16cid:durableId="1855455412">
-    <w:abstractNumId w:val="19"/>
+    <w:abstractNumId w:val="24"/>
   </w:num>
   <w:num w:numId="3" w16cid:durableId="132144810">
     <w:abstractNumId w:val="3"/>
   </w:num>
   <w:num w:numId="4" w16cid:durableId="824006455">
-    <w:abstractNumId w:val="23"/>
+    <w:abstractNumId w:val="28"/>
   </w:num>
   <w:num w:numId="5" w16cid:durableId="46300020">
     <w:abstractNumId w:val="2"/>
   </w:num>
   <w:num w:numId="6" w16cid:durableId="635450501">
-    <w:abstractNumId w:val="4"/>
+    <w:abstractNumId w:val="5"/>
   </w:num>
   <w:num w:numId="7" w16cid:durableId="837380203">
     <w:abstractNumId w:val="0"/>
   </w:num>
   <w:num w:numId="8" w16cid:durableId="267156239">
+    <w:abstractNumId w:val="14"/>
+  </w:num>
+  <w:num w:numId="9" w16cid:durableId="1293555153">
+    <w:abstractNumId w:val="20"/>
+  </w:num>
+  <w:num w:numId="10" w16cid:durableId="1816340389">
     <w:abstractNumId w:val="11"/>
   </w:num>
-  <w:num w:numId="9" w16cid:durableId="1293555153">
-    <w:abstractNumId w:val="17"/>
-  </w:num>
-  <w:num w:numId="10" w16cid:durableId="1816340389">
+  <w:num w:numId="11" w16cid:durableId="615139328">
     <w:abstractNumId w:val="8"/>
-  </w:num>
-  <w:num w:numId="11" w16cid:durableId="615139328">
-    <w:abstractNumId w:val="6"/>
   </w:num>
   <w:num w:numId="12" w16cid:durableId="814250824">
     <w:abstractNumId w:val="1"/>
   </w:num>
   <w:num w:numId="13" w16cid:durableId="2065788198">
+    <w:abstractNumId w:val="19"/>
+  </w:num>
+  <w:num w:numId="14" w16cid:durableId="201597120">
     <w:abstractNumId w:val="16"/>
   </w:num>
-  <w:num w:numId="14" w16cid:durableId="201597120">
+  <w:num w:numId="15" w16cid:durableId="352535510">
+    <w:abstractNumId w:val="15"/>
+  </w:num>
+  <w:num w:numId="16" w16cid:durableId="830028451">
+    <w:abstractNumId w:val="12"/>
+  </w:num>
+  <w:num w:numId="17" w16cid:durableId="1358316459">
     <w:abstractNumId w:val="13"/>
   </w:num>
-  <w:num w:numId="15" w16cid:durableId="352535510">
-    <w:abstractNumId w:val="12"/>
+  <w:num w:numId="18" w16cid:durableId="797837703">
+    <w:abstractNumId w:val="10"/>
   </w:num>
-  <w:num w:numId="16" w16cid:durableId="830028451">
+  <w:num w:numId="19" w16cid:durableId="1734692047">
+    <w:abstractNumId w:val="6"/>
+  </w:num>
+  <w:num w:numId="20" w16cid:durableId="336420018">
+    <w:abstractNumId w:val="25"/>
+  </w:num>
+  <w:num w:numId="21" w16cid:durableId="1045566607">
+    <w:abstractNumId w:val="27"/>
+  </w:num>
+  <w:num w:numId="22" w16cid:durableId="1024596366">
+    <w:abstractNumId w:val="26"/>
+  </w:num>
+  <w:num w:numId="23" w16cid:durableId="1206605412">
+    <w:abstractNumId w:val="23"/>
+  </w:num>
+  <w:num w:numId="24" w16cid:durableId="472985867">
+    <w:abstractNumId w:val="31"/>
+  </w:num>
+  <w:num w:numId="25" w16cid:durableId="795754668">
+    <w:abstractNumId w:val="17"/>
+  </w:num>
+  <w:num w:numId="26" w16cid:durableId="675377518">
+    <w:abstractNumId w:val="18"/>
+  </w:num>
+  <w:num w:numId="27" w16cid:durableId="58720823">
+    <w:abstractNumId w:val="29"/>
+  </w:num>
+  <w:num w:numId="28" w16cid:durableId="2065715336">
+    <w:abstractNumId w:val="7"/>
+  </w:num>
+  <w:num w:numId="29" w16cid:durableId="1498691005">
+    <w:abstractNumId w:val="21"/>
+  </w:num>
+  <w:num w:numId="30" w16cid:durableId="174853071">
+    <w:abstractNumId w:val="22"/>
+  </w:num>
+  <w:num w:numId="31" w16cid:durableId="1626158002">
     <w:abstractNumId w:val="9"/>
   </w:num>
-  <w:num w:numId="17" w16cid:durableId="1358316459">
-    <w:abstractNumId w:val="10"/>
-  </w:num>
-  <w:num w:numId="18" w16cid:durableId="797837703">
-    <w:abstractNumId w:val="7"/>
-  </w:num>
-  <w:num w:numId="19" w16cid:durableId="1734692047">
-    <w:abstractNumId w:val="5"/>
-  </w:num>
-  <w:num w:numId="20" w16cid:durableId="336420018">
-    <w:abstractNumId w:val="20"/>
-  </w:num>
-  <w:num w:numId="21" w16cid:durableId="1045566607">
-    <w:abstractNumId w:val="22"/>
-  </w:num>
-  <w:num w:numId="22" w16cid:durableId="1024596366">
-    <w:abstractNumId w:val="21"/>
-  </w:num>
-  <w:num w:numId="23" w16cid:durableId="1206605412">
-    <w:abstractNumId w:val="18"/>
-  </w:num>
-  <w:num w:numId="24" w16cid:durableId="472985867">
-    <w:abstractNumId w:val="25"/>
-  </w:num>
-  <w:num w:numId="25" w16cid:durableId="795754668">
-    <w:abstractNumId w:val="14"/>
-  </w:num>
-  <w:num w:numId="26" w16cid:durableId="675377518">
-    <w:abstractNumId w:val="15"/>
+  <w:num w:numId="32" w16cid:durableId="1069037626">
+    <w:abstractNumId w:val="4"/>
   </w:num>
 </w:numbering>
 </file>
@@ -6881,6 +8700,19 @@
       <w:u w:val="single"/>
     </w:rPr>
   </w:style>
+  <w:style w:type="paragraph" w:styleId="Web">
+    <w:name w:val="Normal (Web)"/>
+    <w:basedOn w:val="a"/>
+    <w:uiPriority w:val="99"/>
+    <w:semiHidden/>
+    <w:unhideWhenUsed/>
+    <w:rsid w:val="001E0D72"/>
+    <w:rPr>
+      <w:rFonts w:ascii="Times New Roman" w:hAnsi="Times New Roman" w:cs="Times New Roman"/>
+      <w:sz w:val="24"/>
+      <w:szCs w:val="24"/>
+    </w:rPr>
+  </w:style>
 </w:styles>
 </file>
 
